--- a/downloads/teacher/05 Materials/Unit 04/Slides/Slides 04.08 - Color in the Home.docx
+++ b/downloads/teacher/05 Materials/Unit 04/Slides/Slides 04.08 - Color in the Home.docx
@@ -17,16 +17,7 @@
         <w:pStyle w:val="FirstParagraph"/>
       </w:pPr>
       <w:r>
-        <w:t xml:space="preserve">Slide outline for Lesson 4.8. Day 1 has thirteen slides; Day 2 has eleven. Slide 2 is the three-rooms reveal and needs three images of the same room in three palettes.</w:t>
-      </w:r>
-      <w:r>
-        <w:t xml:space="preserve"> </w:t>
-      </w:r>
-      <w:r>
-        <w:rPr>
-          <w:rStyle w:val="TeacherNote"/>
-        </w:rPr>
-        <w:t xml:space="preserve">[Sal: photograph the six finished wall panels at the end of Day 2. They become the color review slides before the Design Vocabulary Check in Lesson 4.10.]</w:t>
+        <w:t xml:space="preserve">Slide outline for Lesson 4.8. Day 1 has fourteen slides; Day 2 has eleven. Slide 3 is the three-rooms reveal and needs three images of the same room in three palettes.</w:t>
       </w:r>
     </w:p>
     <w:p>
